--- a/templates/menu.docx
+++ b/templates/menu.docx
@@ -899,12 +899,16 @@
         <w:numId w:val="1"/>
       </w:numPr>
       <w:spacing w:before="240" w:after="120"/>
+      <w:jc w:val="distribute"/>
       <w:outlineLvl w:val="0"/>
     </w:pPr>
     <w:rPr>
-      <w:b/>
-      <w:bCs/>
-      <w:sz w:val="36"/>
+      <w:rFonts w:ascii="Noto Sans" w:hAnsi="Noto Sans"/>
+      <w:b w:val="false"/>
+      <w:bCs w:val="false"/>
+      <w:caps/>
+      <w:spacing w:val="30"/>
+      <w:sz w:val="22"/>
       <w:szCs w:val="36"/>
     </w:rPr>
   </w:style>
